--- a/docs/Report/AI_Evidence/Week5.docx
+++ b/docs/Report/AI_Evidence/Week5.docx
@@ -14,7 +14,7 @@
           <w:color w:val="000000"/>
           <w:sz w:val="24"/>
         </w:rPr>
-        <w:t>Nhiệm vụ 1: Xây dựng logic xử lý phê duyệt tuần tự các cấp cho Yêu cầu tuyển dụng</w:t>
+        <w:t>Task 1: Build sequential multi-level approval workflow logic for Recruitment Requests</w:t>
       </w:r>
     </w:p>
     <w:tbl>
@@ -39,7 +39,7 @@
                 <w:b/>
                 <w:sz w:val="24"/>
               </w:rPr>
-              <w:t>Tên công cụ AI</w:t>
+              <w:t>AI Tool Used</w:t>
             </w:r>
           </w:p>
         </w:tc>
@@ -70,7 +70,7 @@
                 <w:b/>
                 <w:sz w:val="24"/>
               </w:rPr>
-              <w:t>Giai đoạn SDLC</w:t>
+              <w:t>SDLC Phase</w:t>
             </w:r>
           </w:p>
         </w:tc>
@@ -84,7 +84,7 @@
                 <w:rFonts w:ascii="Times New Roman" w:hAnsi="Times New Roman"/>
                 <w:sz w:val="24"/>
               </w:rPr>
-              <w:t>Triển khai</w:t>
+              <w:t>Implementation</w:t>
             </w:r>
           </w:p>
         </w:tc>
@@ -101,7 +101,7 @@
                 <w:b/>
                 <w:sz w:val="24"/>
               </w:rPr>
-              <w:t>Thước đo định lượng</w:t>
+              <w:t>Quantitative Measure</w:t>
             </w:r>
           </w:p>
         </w:tc>
@@ -115,7 +115,7 @@
                 <w:rFonts w:ascii="Times New Roman" w:hAnsi="Times New Roman"/>
                 <w:sz w:val="24"/>
               </w:rPr>
-              <w:t>Xác thực 3 bước chuyển đổi trạng thái phê duyệt</w:t>
+              <w:t>Validate 3 approval state transitions</w:t>
             </w:r>
           </w:p>
         </w:tc>
@@ -132,7 +132,7 @@
                 <w:b/>
                 <w:sz w:val="24"/>
               </w:rPr>
-              <w:t>Giá trị đóng góp (1-5)</w:t>
+              <w:t>Value Added (1-5)</w:t>
             </w:r>
           </w:p>
         </w:tc>
@@ -163,7 +163,7 @@
                 <w:b/>
                 <w:sz w:val="24"/>
               </w:rPr>
-              <w:t>Rủi ro &amp; Hạn chế</w:t>
+              <w:t>Risks &amp; Limitations</w:t>
             </w:r>
           </w:p>
         </w:tc>
@@ -177,7 +177,7 @@
                 <w:rFonts w:ascii="Times New Roman" w:hAnsi="Times New Roman"/>
                 <w:sz w:val="24"/>
               </w:rPr>
-              <w:t>Có thể gây deadlock database nếu nhiều người cùng bấm duyệt một lúc trên cùng bản ghi.</w:t>
+              <w:t>Concurrent approval updates on the same record can cause database deadlocks.</w:t>
             </w:r>
           </w:p>
         </w:tc>
@@ -198,7 +198,7 @@
           <w:b/>
           <w:sz w:val="24"/>
         </w:rPr>
-        <w:t>1. Câu hỏi gửi AI (Prompt)</w:t>
+        <w:t>1. Prompt Sent to AI (Prompt)</w:t>
       </w:r>
     </w:p>
     <w:p>
@@ -212,7 +212,7 @@
           <w:i/>
           <w:sz w:val="24"/>
         </w:rPr>
-        <w:t>Triển khai logic phê duyệt tuần tự trong NestJS với Prisma: khi cấp N được phê duyệt, tìm cấp N+1 và cập nhật trạng thái thành PENDING_APPROVAL. Nếu không có cấp N+1, cập nhật trạng thái yêu cầu thành APPROVED.</w:t>
+        <w:t>Implement sequential approval logic in NestJS/Prisma: when level N approves, find level N+1 and set status to PENDING_APPROVAL. If none, set request to APPROVED.</w:t>
       </w:r>
     </w:p>
     <w:p>
@@ -225,7 +225,7 @@
           <w:b/>
           <w:sz w:val="24"/>
         </w:rPr>
-        <w:t>2. Câu trả lời chi tiết của AI</w:t>
+        <w:t>2. Detailed AI Response</w:t>
       </w:r>
     </w:p>
     <w:p>
@@ -237,7 +237,7 @@
           <w:rFonts w:ascii="Times New Roman" w:hAnsi="Times New Roman"/>
           <w:sz w:val="24"/>
         </w:rPr>
-        <w:t>Thực hiện một giao dịch Prisma. Tải thông tin ApprovalRequest và chuỗi phê duyệt của nó. Kiểm tra cấp độ đã duyệt. Tìm người duyệt cấp N+1. Cập nhật trạng thái và lưu lịch sử. Nếu không còn cấp tiếp theo, đặt trạng thái thành `APPROVED`.</w:t>
+        <w:t>Execute Prisma transaction. Load ApprovalRequest and chain. Find level N+1. Update status and save audit log.</w:t>
       </w:r>
     </w:p>
     <w:p>
@@ -250,7 +250,7 @@
           <w:b/>
           <w:sz w:val="24"/>
         </w:rPr>
-        <w:t>3. Đánh giá, chọn lọc &amp; Tùy biến mã nguồn của Sinh viên</w:t>
+        <w:t>3. Student's Validation, Selection &amp; Source Code Customization</w:t>
       </w:r>
     </w:p>
     <w:p>
@@ -262,7 +262,7 @@
           <w:rFonts w:ascii="Times New Roman" w:hAnsi="Times New Roman"/>
           <w:sz w:val="24"/>
         </w:rPr>
-        <w:t>Chúng tôi kiểm tra mã xử lý phê duyệt. Chúng tôi đã đóng gói toàn bộ quy trình này vào một Prisma transaction: (1) cập nhật trạng thái cấp hiện tại thành APPROVED, (2) tìm kiếm cấp N+1 tiếp theo trong chuỗi, (3) nếu tồn tại, chuyển trạng thái yêu cầu sang PENDING_APPROVAL và gửi thông báo cho người phê duyệt mới, (4) nếu không còn cấp nào, cập nhật trạng thái cuối cùng của yêu cầu thành APPROVED. Chúng tôi cũng thêm kiểm tra trạng thái tài khoản của người duyệt tiếp theo để đảm bảo tài khoản của họ vẫn đang hoạt động.</w:t>
+        <w:t>We verified the approval logic. We wrapped the workflow in a Prisma transaction: (1) set current level to APPROVED, (2) look up level N+1, (3) if exists, update request status to PENDING_APPROVAL and notify next approver, (4) if not, mark request as APPROVED. We added account status checks to ensure the next approver is active.</w:t>
       </w:r>
     </w:p>
     <w:p>
@@ -277,7 +277,7 @@
           <w:color w:val="000000"/>
           <w:sz w:val="24"/>
         </w:rPr>
-        <w:t>Nhiệm vụ 2: Tích hợp hàng đợi xử lý ngầm (background job) gửi email thông báo sử dụng BullMQ</w:t>
+        <w:t>Task 2: Integrate background job queue for email notifications using BullMQ</w:t>
       </w:r>
     </w:p>
     <w:tbl>
@@ -302,7 +302,7 @@
                 <w:b/>
                 <w:sz w:val="24"/>
               </w:rPr>
-              <w:t>Tên công cụ AI</w:t>
+              <w:t>AI Tool Used</w:t>
             </w:r>
           </w:p>
         </w:tc>
@@ -333,7 +333,7 @@
                 <w:b/>
                 <w:sz w:val="24"/>
               </w:rPr>
-              <w:t>Giai đoạn SDLC</w:t>
+              <w:t>SDLC Phase</w:t>
             </w:r>
           </w:p>
         </w:tc>
@@ -347,7 +347,7 @@
                 <w:rFonts w:ascii="Times New Roman" w:hAnsi="Times New Roman"/>
                 <w:sz w:val="24"/>
               </w:rPr>
-              <w:t>Thiết kế kiến trúc</w:t>
+              <w:t>Architecture Design</w:t>
             </w:r>
           </w:p>
         </w:tc>
@@ -364,7 +364,7 @@
                 <w:b/>
                 <w:sz w:val="24"/>
               </w:rPr>
-              <w:t>Thước đo định lượng</w:t>
+              <w:t>Quantitative Measure</w:t>
             </w:r>
           </w:p>
         </w:tc>
@@ -378,7 +378,7 @@
                 <w:rFonts w:ascii="Times New Roman" w:hAnsi="Times New Roman"/>
                 <w:sz w:val="24"/>
               </w:rPr>
-              <w:t>Giảm tải 60% thời gian phản hồi API do xử lý ngầm</w:t>
+              <w:t>Reduce API response time by 60% via async processing</w:t>
             </w:r>
           </w:p>
         </w:tc>
@@ -395,7 +395,7 @@
                 <w:b/>
                 <w:sz w:val="24"/>
               </w:rPr>
-              <w:t>Giá trị đóng góp (1-5)</w:t>
+              <w:t>Value Added (1-5)</w:t>
             </w:r>
           </w:p>
         </w:tc>
@@ -426,7 +426,7 @@
                 <w:b/>
                 <w:sz w:val="24"/>
               </w:rPr>
-              <w:t>Rủi ro &amp; Hạn chế</w:t>
+              <w:t>Risks &amp; Limitations</w:t>
             </w:r>
           </w:p>
         </w:tc>
@@ -440,7 +440,7 @@
                 <w:rFonts w:ascii="Times New Roman" w:hAnsi="Times New Roman"/>
                 <w:sz w:val="24"/>
               </w:rPr>
-              <w:t>Công việc có thể tích tụ trong hàng đợi nếu hệ thống SMTP gặp sự cố kéo dài.</w:t>
+              <w:t>Jobs can pile up in the queue if SMTP server is down for a long period.</w:t>
             </w:r>
           </w:p>
         </w:tc>
@@ -461,7 +461,7 @@
           <w:b/>
           <w:sz w:val="24"/>
         </w:rPr>
-        <w:t>1. Câu hỏi gửi AI (Prompt)</w:t>
+        <w:t>1. Prompt Sent to AI (Prompt)</w:t>
       </w:r>
     </w:p>
     <w:p>
@@ -475,7 +475,7 @@
           <w:i/>
           <w:sz w:val="24"/>
         </w:rPr>
-        <w:t>Cấu hình BullMQ trong microservice NestJS để gửi email thông báo bất đồng bộ. Hàng đợi và worker nên được cấu trúc như thế nào?</w:t>
+        <w:t>Configure BullMQ in NestJS microservice for async email notifications. How should queues and workers be structured?</w:t>
       </w:r>
     </w:p>
     <w:p>
@@ -488,7 +488,7 @@
           <w:b/>
           <w:sz w:val="24"/>
         </w:rPr>
-        <w:t>2. Câu trả lời chi tiết của AI</w:t>
+        <w:t>2. Detailed AI Response</w:t>
       </w:r>
     </w:p>
     <w:p>
@@ -500,7 +500,7 @@
           <w:rFonts w:ascii="Times New Roman" w:hAnsi="Times New Roman"/>
           <w:sz w:val="24"/>
         </w:rPr>
-        <w:t>Cài đặt `@nestjs/bullmq` và `bullmq`. Cấu hình `BullModule.forRoot` kết nối Redis. Trong service của bạn, inject Queue và thêm các job. Định nghĩa một lớp Worker với decorator `@Processor('queue-name')` để xử lý việc gửi mail thực tế.</w:t>
+        <w:t>Install `@nestjs/bullmq`. Configure Redis connection. Inject Queue in service. Define `@Processor` class to process email sending.</w:t>
       </w:r>
     </w:p>
     <w:p>
@@ -513,7 +513,7 @@
           <w:b/>
           <w:sz w:val="24"/>
         </w:rPr>
-        <w:t>3. Đánh giá, chọn lọc &amp; Tùy biến mã nguồn của Sinh viên</w:t>
+        <w:t>3. Student's Validation, Selection &amp; Source Code Customization</w:t>
       </w:r>
     </w:p>
     <w:p>
@@ -525,7 +525,7 @@
           <w:rFonts w:ascii="Times New Roman" w:hAnsi="Times New Roman"/>
           <w:sz w:val="24"/>
         </w:rPr>
-        <w:t>Chúng tôi thiết lập BullMQ. Mã của AI thiếu phần xử lý lỗi kết nối SMTP và giới hạn số lần thử lại. Chúng tôi đã chỉnh sửa cấu hình job gửi mail để tự động thử lại tối đa 3 lần với khoảng thời gian trễ tăng dần (exponential backoff) nhằm tránh mất mát email thông báo khi mạng chập chờn.</w:t>
+        <w:t>We configured BullMQ. The AI code missed SMTP error handling and retry limits. We customized the job options to retry up to 3 times with exponential backoff to handle intermittent network failures.</w:t>
       </w:r>
     </w:p>
     <w:p>
@@ -540,7 +540,7 @@
           <w:color w:val="000000"/>
           <w:sz w:val="24"/>
         </w:rPr>
-        <w:t>Nhiệm vụ 3: Kiểm thử tình trạng tranh chấp (race condition) khi nhiều người duyệt phê duyệt cùng lúc</w:t>
+        <w:t>Task 3: Test race condition when multiple approvers approve concurrently</w:t>
       </w:r>
     </w:p>
     <w:tbl>
@@ -565,7 +565,7 @@
                 <w:b/>
                 <w:sz w:val="24"/>
               </w:rPr>
-              <w:t>Tên công cụ AI</w:t>
+              <w:t>AI Tool Used</w:t>
             </w:r>
           </w:p>
         </w:tc>
@@ -596,7 +596,7 @@
                 <w:b/>
                 <w:sz w:val="24"/>
               </w:rPr>
-              <w:t>Giai đoạn SDLC</w:t>
+              <w:t>SDLC Phase</w:t>
             </w:r>
           </w:p>
         </w:tc>
@@ -610,7 +610,7 @@
                 <w:rFonts w:ascii="Times New Roman" w:hAnsi="Times New Roman"/>
                 <w:sz w:val="24"/>
               </w:rPr>
-              <w:t>Kiểm thử</w:t>
+              <w:t>Testing</w:t>
             </w:r>
           </w:p>
         </w:tc>
@@ -627,7 +627,7 @@
                 <w:b/>
                 <w:sz w:val="24"/>
               </w:rPr>
-              <w:t>Thước đo định lượng</w:t>
+              <w:t>Quantitative Measure</w:t>
             </w:r>
           </w:p>
         </w:tc>
@@ -641,7 +641,7 @@
                 <w:rFonts w:ascii="Times New Roman" w:hAnsi="Times New Roman"/>
                 <w:sz w:val="24"/>
               </w:rPr>
-              <w:t>Gửi đồng thời 10 request song song trong môi trường kiểm thử</w:t>
+              <w:t>Send 10 concurrent requests in test environment</w:t>
             </w:r>
           </w:p>
         </w:tc>
@@ -658,7 +658,7 @@
                 <w:b/>
                 <w:sz w:val="24"/>
               </w:rPr>
-              <w:t>Giá trị đóng góp (1-5)</w:t>
+              <w:t>Value Added (1-5)</w:t>
             </w:r>
           </w:p>
         </w:tc>
@@ -689,7 +689,7 @@
                 <w:b/>
                 <w:sz w:val="24"/>
               </w:rPr>
-              <w:t>Rủi ro &amp; Hạn chế</w:t>
+              <w:t>Risks &amp; Limitations</w:t>
             </w:r>
           </w:p>
         </w:tc>
@@ -703,7 +703,7 @@
                 <w:rFonts w:ascii="Times New Roman" w:hAnsi="Times New Roman"/>
                 <w:sz w:val="24"/>
               </w:rPr>
-              <w:t>Prisma không hỗ trợ cú pháp select-for-update nguyên bản, cần dùng raw SQL.</w:t>
+              <w:t>Prisma lacks native select-for-update; raw SQL is required for pessimistic locks.</w:t>
             </w:r>
           </w:p>
         </w:tc>
@@ -724,7 +724,7 @@
           <w:b/>
           <w:sz w:val="24"/>
         </w:rPr>
-        <w:t>1. Câu hỏi gửi AI (Prompt)</w:t>
+        <w:t>1. Prompt Sent to AI (Prompt)</w:t>
       </w:r>
     </w:p>
     <w:p>
@@ -738,7 +738,7 @@
           <w:i/>
           <w:sz w:val="24"/>
         </w:rPr>
-        <w:t>Làm thế nào để kiểm thử race condition khi phê duyệt yêu cầu trong Jest? Đảm bảo rằng nếu hai người duyệt nhấn phê duyệt cùng một mili giây, chỉ có một transaction thành công.</w:t>
+        <w:t>How do we test approval race conditions in Jest? Ensure that if two approvers approve at the exact same millisecond, only one transaction succeeds.</w:t>
       </w:r>
     </w:p>
     <w:p>
@@ -751,7 +751,7 @@
           <w:b/>
           <w:sz w:val="24"/>
         </w:rPr>
-        <w:t>2. Câu trả lời chi tiết của AI</w:t>
+        <w:t>2. Detailed AI Response</w:t>
       </w:r>
     </w:p>
     <w:p>
@@ -763,13 +763,7 @@
           <w:rFonts w:ascii="Times New Roman" w:hAnsi="Times New Roman"/>
           <w:sz w:val="24"/>
         </w:rPr>
-        <w:t>Viết một test case sử dụng `Promise.all([</w:t>
-        <w:br/>
-        <w:t xml:space="preserve">  service.approve(id, user1),</w:t>
-        <w:br/>
-        <w:t xml:space="preserve">  service.approve(id, user2)</w:t>
-        <w:br/>
-        <w:t>])`. Xác nhận rằng một promise sẽ thành công và promise còn lại sẽ thất bại với lỗi 409 Conflict.</w:t>
+        <w:t>Call `Promise.all([service.approve(id, user1), service.approve(id, user2)])` and assert one fails with 409.</w:t>
       </w:r>
     </w:p>
     <w:p>
@@ -782,7 +776,7 @@
           <w:b/>
           <w:sz w:val="24"/>
         </w:rPr>
-        <w:t>3. Đánh giá, chọn lọc &amp; Tùy biến mã nguồn của Sinh viên</w:t>
+        <w:t>3. Student's Validation, Selection &amp; Source Code Customization</w:t>
       </w:r>
     </w:p>
     <w:p>
@@ -794,7 +788,7 @@
           <w:rFonts w:ascii="Times New Roman" w:hAnsi="Times New Roman"/>
           <w:sz w:val="24"/>
         </w:rPr>
-        <w:t>Chúng tôi thực hiện kiểm thử tranh chấp. Chúng tôi viết một test case sử dụng `Promise.all` gửi đồng thời 2 yêu cầu phê duyệt cho cùng một bản ghi. Chúng tôi cấu hình database sử dụng cơ chế khóa bi quan hoặc kiểm tra phiên bản bản ghi để đảm bảo chỉ có 1 request thực thi thành công, request còn lại bị từ chối với lỗi 409 Conflict.</w:t>
+        <w:t>We ran race condition tests. We wrote a Jest test sending two concurrent approval requests for the same record using `Promise.all`. We configured database version checking to ensure only one transaction succeeds while the other is rejected with 409 Conflict.</w:t>
       </w:r>
     </w:p>
     <w:sectPr>
